--- a/src/main/resources/historico_campus_afogados.docx
+++ b/src/main/resources/historico_campus_afogados.docx
@@ -6,12 +6,17 @@
       <w:pPr>
         <w:pStyle w:val="Normal"/>
         <w:bidi w:val="0"/>
-        <w:jc w:val="both"/>
-        <w:rPr/>
-      </w:pPr>
-      <w:r>
-        <w:rPr/>
-        <w:tab/>
+        <w:spacing w:lineRule="auto" w:line="360"/>
+        <w:ind w:firstLine="709"/>
+        <w:jc w:val="both"/>
+        <w:rPr>
+          <w:rFonts w:ascii="Times New Roman" w:hAnsi="Times New Roman"/>
+        </w:rPr>
+      </w:pPr>
+      <w:r>
+        <w:rPr>
+          <w:rFonts w:ascii="Times New Roman" w:hAnsi="Times New Roman"/>
+        </w:rPr>
         <w:t>No dia 24 de abril de 2007, foi realizada uma chamada pública para a implantação de uma nova unidade do Instituto Federal de Educação, Ciência e Tecnologia de Pernambuco (IFPE) na região do Sertão pernambucano. A iniciativa integrou a segunda fase de expansão da Rede Federal de Educação Profissional, Científica e Tecnológica, conforme previsto na Lei nº 11.195/2005. Na ocasião, diversos municípios sertanejos manifestaram interesse e submeteram propostas, competindo para sediar a nova unidade acadêmica do IFPE — um movimento que evidenciou o compromisso regional com o fortalecimento da educação profissional e tecnológica.</w:t>
       </w:r>
     </w:p>
@@ -19,12 +24,17 @@
       <w:pPr>
         <w:pStyle w:val="Normal"/>
         <w:bidi w:val="0"/>
-        <w:jc w:val="both"/>
-        <w:rPr/>
-      </w:pPr>
-      <w:r>
-        <w:rPr/>
-        <w:tab/>
+        <w:spacing w:lineRule="auto" w:line="360"/>
+        <w:ind w:firstLine="709"/>
+        <w:jc w:val="both"/>
+        <w:rPr>
+          <w:rFonts w:ascii="Times New Roman" w:hAnsi="Times New Roman"/>
+        </w:rPr>
+      </w:pPr>
+      <w:r>
+        <w:rPr>
+          <w:rFonts w:ascii="Times New Roman" w:hAnsi="Times New Roman"/>
+        </w:rPr>
         <w:t>A cidade de Afogados da Ingazeira foi a escolhida para sediar o campus, cujas obras tiveram início em 1º de junho de 2009. Desde sua concepção, a unidade foi planejada para ir além do atendimento ao município-sede, estendendo seus benefícios educacionais aos demais integrantes do Consórcio de Integração dos Municípios do Pajeú (Cimpajeú) e também a estudantes de outras regiões e estados, ampliando, assim, o alcance da Rede Federal no interior de Pernambuco.</w:t>
       </w:r>
     </w:p>
@@ -32,12 +42,17 @@
       <w:pPr>
         <w:pStyle w:val="Normal"/>
         <w:bidi w:val="0"/>
-        <w:jc w:val="both"/>
-        <w:rPr/>
-      </w:pPr>
-      <w:r>
-        <w:rPr/>
-        <w:tab/>
+        <w:spacing w:lineRule="auto" w:line="360"/>
+        <w:ind w:firstLine="709"/>
+        <w:jc w:val="both"/>
+        <w:rPr>
+          <w:rFonts w:ascii="Times New Roman" w:hAnsi="Times New Roman"/>
+        </w:rPr>
+      </w:pPr>
+      <w:r>
+        <w:rPr>
+          <w:rFonts w:ascii="Times New Roman" w:hAnsi="Times New Roman"/>
+        </w:rPr>
         <w:t>Em agosto de 2010, a conclusão da primeira etapa das obras possibilitou o início das atividades acadêmicas. A aula inaugural ocorreu no dia 29 daquele mês, no Cine Teatro São José, e as aulas regulares começaram em 13 de setembro. Nessa fase inicial, foram ofertados os cursos técnicos subsequentes em Agroindústria, Saneamento e Eletroeletrônica. Poucos dias depois, em 21 de setembro, o campus recebeu autorização oficial de funcionamento, por meio da Portaria nº 1.170, publicada no Diário Oficial da União. A inauguração oficial aconteceu em 29 de novembro de 2010, em Brasília, juntamente com outras instituições da Rede Federal.</w:t>
       </w:r>
     </w:p>
@@ -45,12 +60,17 @@
       <w:pPr>
         <w:pStyle w:val="Normal"/>
         <w:bidi w:val="0"/>
-        <w:jc w:val="both"/>
-        <w:rPr/>
-      </w:pPr>
-      <w:r>
-        <w:rPr/>
-        <w:tab/>
+        <w:spacing w:lineRule="auto" w:line="360"/>
+        <w:ind w:firstLine="709"/>
+        <w:jc w:val="both"/>
+        <w:rPr>
+          <w:rFonts w:ascii="Times New Roman" w:hAnsi="Times New Roman"/>
+        </w:rPr>
+      </w:pPr>
+      <w:r>
+        <w:rPr>
+          <w:rFonts w:ascii="Times New Roman" w:hAnsi="Times New Roman"/>
+        </w:rPr>
         <w:t>A criação do Campus Afogados da Ingazeira integrou o processo de interiorização da educação profissional em Pernambuco, ao lado das unidades de Caruaru e Garanhuns, reafirmando o compromisso com a oferta de ensino público, gratuito e de qualidade em diferentes regiões do estado.</w:t>
       </w:r>
     </w:p>
@@ -58,12 +78,17 @@
       <w:pPr>
         <w:pStyle w:val="Normal"/>
         <w:bidi w:val="0"/>
-        <w:jc w:val="both"/>
-        <w:rPr/>
-      </w:pPr>
-      <w:r>
-        <w:rPr/>
-        <w:tab/>
+        <w:spacing w:lineRule="auto" w:line="360"/>
+        <w:ind w:firstLine="709"/>
+        <w:jc w:val="both"/>
+        <w:rPr>
+          <w:rFonts w:ascii="Times New Roman" w:hAnsi="Times New Roman"/>
+        </w:rPr>
+      </w:pPr>
+      <w:r>
+        <w:rPr>
+          <w:rFonts w:ascii="Times New Roman" w:hAnsi="Times New Roman"/>
+        </w:rPr>
         <w:t>Nos anos seguintes, a instituição ampliou e diversificou sua atuação acadêmica. Em 2013, foram implantados dois cursos na modalidade PROEJA, nas áreas de Operação e Manutenção de Computadores e de Panificação e Confeitaria. No ano seguinte, tiveram início os cursos técnicos integrados em Saneamento e Informática. Em 2019, o campus avançou para o ensino superior, com a criação da Licenciatura em Informática e da especialização em Educação do Campo. Já em 2020, foi implantado o Bacharelado em Engenharia Civil, fortalecendo sua atuação em nível superior e ampliando as oportunidades de formação profissional para a região.</w:t>
       </w:r>
     </w:p>
@@ -71,22 +96,28 @@
       <w:pPr>
         <w:pStyle w:val="Normal"/>
         <w:bidi w:val="0"/>
-        <w:jc w:val="both"/>
-        <w:rPr/>
-      </w:pPr>
-      <w:r>
-        <w:rPr/>
-        <w:tab/>
+        <w:spacing w:lineRule="auto" w:line="360"/>
+        <w:ind w:firstLine="709"/>
+        <w:jc w:val="both"/>
+        <w:rPr>
+          <w:rFonts w:ascii="Times New Roman" w:hAnsi="Times New Roman"/>
+        </w:rPr>
+      </w:pPr>
+      <w:r>
+        <w:rPr>
+          <w:rFonts w:ascii="Times New Roman" w:hAnsi="Times New Roman"/>
+        </w:rPr>
         <w:t>Atualmente, o IFPE Campus Afogados da Ingazeira consolida-se como um polo de formação técnica, acadêmica e cidadã, comprometido com as demandas regionais, a promoção da inclusão social e o desenvolvimento sustentável do Sertão pernambucano.</w:t>
       </w:r>
     </w:p>
     <w:sectPr>
       <w:type w:val="nextPage"/>
       <w:pgSz w:w="11906" w:h="16838"/>
-      <w:pgMar w:left="1134" w:right="1134" w:gutter="0" w:header="0" w:top="1134" w:footer="0" w:bottom="1134"/>
+      <w:pgMar w:left="1701" w:right="1134" w:gutter="0" w:header="0" w:top="1701" w:footer="0" w:bottom="1134"/>
       <w:pgNumType w:fmt="decimal"/>
       <w:formProt w:val="false"/>
       <w:textDirection w:val="lrTb"/>
+      <w:docGrid w:type="default" w:linePitch="100" w:charSpace="0"/>
     </w:sectPr>
   </w:body>
 </w:document>
@@ -106,7 +137,6 @@
     </w:rPrDefault>
     <w:pPrDefault>
       <w:pPr>
-        <w:widowControl/>
         <w:suppressAutoHyphens w:val="true"/>
       </w:pPr>
     </w:pPrDefault>
@@ -116,7 +146,10 @@
     <w:qFormat/>
     <w:pPr>
       <w:widowControl/>
+      <w:suppressAutoHyphens w:val="true"/>
       <w:bidi w:val="0"/>
+      <w:spacing w:before="0" w:after="0"/>
+      <w:jc w:val="left"/>
     </w:pPr>
     <w:rPr>
       <w:rFonts w:ascii="Liberation Serif" w:hAnsi="Liberation Serif" w:eastAsia="Noto Serif CJK SC" w:cs="FreeSans"/>

--- a/src/main/resources/historico_campus_afogados.docx
+++ b/src/main/resources/historico_campus_afogados.docx
@@ -4,110 +4,246 @@
   <w:body>
     <w:p>
       <w:pPr>
-        <w:pStyle w:val="Normal"/>
+        <w:pStyle w:val="BodyText"/>
         <w:bidi w:val="0"/>
         <w:spacing w:lineRule="auto" w:line="360"/>
         <w:ind w:firstLine="709"/>
         <w:jc w:val="both"/>
         <w:rPr>
           <w:rFonts w:ascii="Times New Roman" w:hAnsi="Times New Roman"/>
-        </w:rPr>
-      </w:pPr>
-      <w:r>
-        <w:rPr>
-          <w:rFonts w:ascii="Times New Roman" w:hAnsi="Times New Roman"/>
-        </w:rPr>
-        <w:t>No dia 24 de abril de 2007, foi realizada uma chamada pública para a implantação de uma nova unidade do Instituto Federal de Educação, Ciência e Tecnologia de Pernambuco (IFPE) na região do Sertão pernambucano. A iniciativa integrou a segunda fase de expansão da Rede Federal de Educação Profissional, Científica e Tecnológica, conforme previsto na Lei nº 11.195/2005. Na ocasião, diversos municípios sertanejos manifestaram interesse e submeteram propostas, competindo para sediar a nova unidade acadêmica do IFPE — um movimento que evidenciou o compromisso regional com o fortalecimento da educação profissional e tecnológica.</w:t>
-      </w:r>
-    </w:p>
-    <w:p>
-      <w:pPr>
-        <w:pStyle w:val="Normal"/>
-        <w:bidi w:val="0"/>
-        <w:spacing w:lineRule="auto" w:line="360"/>
-        <w:ind w:firstLine="709"/>
-        <w:jc w:val="both"/>
-        <w:rPr>
-          <w:rFonts w:ascii="Times New Roman" w:hAnsi="Times New Roman"/>
-        </w:rPr>
-      </w:pPr>
-      <w:r>
-        <w:rPr>
-          <w:rFonts w:ascii="Times New Roman" w:hAnsi="Times New Roman"/>
-        </w:rPr>
-        <w:t>A cidade de Afogados da Ingazeira foi a escolhida para sediar o campus, cujas obras tiveram início em 1º de junho de 2009. Desde sua concepção, a unidade foi planejada para ir além do atendimento ao município-sede, estendendo seus benefícios educacionais aos demais integrantes do Consórcio de Integração dos Municípios do Pajeú (Cimpajeú) e também a estudantes de outras regiões e estados, ampliando, assim, o alcance da Rede Federal no interior de Pernambuco.</w:t>
-      </w:r>
-    </w:p>
-    <w:p>
-      <w:pPr>
-        <w:pStyle w:val="Normal"/>
-        <w:bidi w:val="0"/>
-        <w:spacing w:lineRule="auto" w:line="360"/>
-        <w:ind w:firstLine="709"/>
-        <w:jc w:val="both"/>
-        <w:rPr>
-          <w:rFonts w:ascii="Times New Roman" w:hAnsi="Times New Roman"/>
-        </w:rPr>
-      </w:pPr>
-      <w:r>
-        <w:rPr>
-          <w:rFonts w:ascii="Times New Roman" w:hAnsi="Times New Roman"/>
-        </w:rPr>
-        <w:t>Em agosto de 2010, a conclusão da primeira etapa das obras possibilitou o início das atividades acadêmicas. A aula inaugural ocorreu no dia 29 daquele mês, no Cine Teatro São José, e as aulas regulares começaram em 13 de setembro. Nessa fase inicial, foram ofertados os cursos técnicos subsequentes em Agroindústria, Saneamento e Eletroeletrônica. Poucos dias depois, em 21 de setembro, o campus recebeu autorização oficial de funcionamento, por meio da Portaria nº 1.170, publicada no Diário Oficial da União. A inauguração oficial aconteceu em 29 de novembro de 2010, em Brasília, juntamente com outras instituições da Rede Federal.</w:t>
-      </w:r>
-    </w:p>
-    <w:p>
-      <w:pPr>
-        <w:pStyle w:val="Normal"/>
-        <w:bidi w:val="0"/>
-        <w:spacing w:lineRule="auto" w:line="360"/>
-        <w:ind w:firstLine="709"/>
-        <w:jc w:val="both"/>
-        <w:rPr>
-          <w:rFonts w:ascii="Times New Roman" w:hAnsi="Times New Roman"/>
-        </w:rPr>
-      </w:pPr>
-      <w:r>
-        <w:rPr>
-          <w:rFonts w:ascii="Times New Roman" w:hAnsi="Times New Roman"/>
-        </w:rPr>
-        <w:t>A criação do Campus Afogados da Ingazeira integrou o processo de interiorização da educação profissional em Pernambuco, ao lado das unidades de Caruaru e Garanhuns, reafirmando o compromisso com a oferta de ensino público, gratuito e de qualidade em diferentes regiões do estado.</w:t>
-      </w:r>
-    </w:p>
-    <w:p>
-      <w:pPr>
-        <w:pStyle w:val="Normal"/>
-        <w:bidi w:val="0"/>
-        <w:spacing w:lineRule="auto" w:line="360"/>
-        <w:ind w:firstLine="709"/>
-        <w:jc w:val="both"/>
-        <w:rPr>
-          <w:rFonts w:ascii="Times New Roman" w:hAnsi="Times New Roman"/>
-        </w:rPr>
-      </w:pPr>
-      <w:r>
-        <w:rPr>
-          <w:rFonts w:ascii="Times New Roman" w:hAnsi="Times New Roman"/>
-        </w:rPr>
-        <w:t>Nos anos seguintes, a instituição ampliou e diversificou sua atuação acadêmica. Em 2013, foram implantados dois cursos na modalidade PROEJA, nas áreas de Operação e Manutenção de Computadores e de Panificação e Confeitaria. No ano seguinte, tiveram início os cursos técnicos integrados em Saneamento e Informática. Em 2019, o campus avançou para o ensino superior, com a criação da Licenciatura em Informática e da especialização em Educação do Campo. Já em 2020, foi implantado o Bacharelado em Engenharia Civil, fortalecendo sua atuação em nível superior e ampliando as oportunidades de formação profissional para a região.</w:t>
-      </w:r>
-    </w:p>
-    <w:p>
-      <w:pPr>
-        <w:pStyle w:val="Normal"/>
-        <w:bidi w:val="0"/>
-        <w:spacing w:lineRule="auto" w:line="360"/>
-        <w:ind w:firstLine="709"/>
-        <w:jc w:val="both"/>
-        <w:rPr>
-          <w:rFonts w:ascii="Times New Roman" w:hAnsi="Times New Roman"/>
-        </w:rPr>
-      </w:pPr>
-      <w:r>
-        <w:rPr>
-          <w:rFonts w:ascii="Times New Roman" w:hAnsi="Times New Roman"/>
-        </w:rPr>
-        <w:t>Atualmente, o IFPE Campus Afogados da Ingazeira consolida-se como um polo de formação técnica, acadêmica e cidadã, comprometido com as demandas regionais, a promoção da inclusão social e o desenvolvimento sustentável do Sertão pernambucano.</w:t>
+          <w:b w:val="false"/>
+          <w:i w:val="false"/>
+          <w:caps w:val="false"/>
+          <w:smallCaps w:val="false"/>
+          <w:strike w:val="false"/>
+          <w:dstrike w:val="false"/>
+          <w:color w:val="000000"/>
+          <w:sz w:val="24"/>
+          <w:szCs w:val="24"/>
+          <w:u w:val="none"/>
+          <w:effect w:val="none"/>
+          <w:shd w:fill="auto" w:val="clear"/>
+        </w:rPr>
+      </w:pPr>
+      <w:bookmarkStart w:id="0" w:name="docs-internal-guid-4f622160-7fff-0d15-0b"/>
+      <w:bookmarkEnd w:id="0"/>
+      <w:r>
+        <w:rPr>
+          <w:rFonts w:ascii="Times New Roman" w:hAnsi="Times New Roman"/>
+          <w:b w:val="false"/>
+          <w:i w:val="false"/>
+          <w:caps w:val="false"/>
+          <w:smallCaps w:val="false"/>
+          <w:strike w:val="false"/>
+          <w:dstrike w:val="false"/>
+          <w:color w:val="000000"/>
+          <w:sz w:val="24"/>
+          <w:szCs w:val="24"/>
+          <w:u w:val="none"/>
+          <w:effect w:val="none"/>
+          <w:shd w:fill="auto" w:val="clear"/>
+        </w:rPr>
+        <w:t>No dia 24 de abril de 2007, foi realizada uma chamada pública com vistas à implantação de uma nova unidade do Instituto Federal de Educação, Ciência e Tecnologia de Pernambuco (IFPE) na região do Sertão pernambucano. A iniciativa integrou a segunda fase de expansão da Rede Federal de Educação Profissional, Científica e Tecnológica, conforme estabelecido pela Lei nº 11.195/2005. Na ocasião, diversos municípios sertanejos manifestaram interesse e submeteram propostas, passando a concorrer para sediar a nova unidade acadêmica do IFPE, evidenciando o compromisso regional com o fortalecimento da educação profissional e tecnológica.</w:t>
+      </w:r>
+    </w:p>
+    <w:p>
+      <w:pPr>
+        <w:pStyle w:val="BodyText"/>
+        <w:bidi w:val="0"/>
+        <w:spacing w:lineRule="auto" w:line="360" w:before="0" w:after="0"/>
+        <w:ind w:firstLine="720" w:left="0" w:right="0"/>
+        <w:jc w:val="both"/>
+        <w:rPr>
+          <w:rFonts w:ascii="Times New Roman" w:hAnsi="Times New Roman"/>
+          <w:b w:val="false"/>
+          <w:i w:val="false"/>
+          <w:caps w:val="false"/>
+          <w:smallCaps w:val="false"/>
+          <w:strike w:val="false"/>
+          <w:dstrike w:val="false"/>
+          <w:color w:val="000000"/>
+          <w:sz w:val="24"/>
+          <w:szCs w:val="24"/>
+          <w:u w:val="none"/>
+          <w:effect w:val="none"/>
+          <w:shd w:fill="auto" w:val="clear"/>
+        </w:rPr>
+      </w:pPr>
+      <w:r>
+        <w:rPr>
+          <w:rFonts w:ascii="Times New Roman" w:hAnsi="Times New Roman"/>
+          <w:b w:val="false"/>
+          <w:i w:val="false"/>
+          <w:caps w:val="false"/>
+          <w:smallCaps w:val="false"/>
+          <w:strike w:val="false"/>
+          <w:dstrike w:val="false"/>
+          <w:color w:val="000000"/>
+          <w:sz w:val="24"/>
+          <w:szCs w:val="24"/>
+          <w:u w:val="none"/>
+          <w:effect w:val="none"/>
+          <w:shd w:fill="auto" w:val="clear"/>
+        </w:rPr>
+        <w:t>A cidade de Afogados da Ingazeira foi a escolhida para sediar o campus, com obras iniciadas em 1º de junho de 2009. Desde sua concepção, a unidade não se limitou a atender apenas ao município-sede, estendendo seus benefícios educacionais aos demais integrantes do Consórcio de Integração dos Municípios do Pajeú (Cimpajeú) e também a estudantes oriundos de outras regiões e estados, ampliando o alcance da Rede Federal no interior de Pernambuco.</w:t>
+      </w:r>
+    </w:p>
+    <w:p>
+      <w:pPr>
+        <w:pStyle w:val="BodyText"/>
+        <w:bidi w:val="0"/>
+        <w:spacing w:lineRule="auto" w:line="360" w:before="0" w:after="0"/>
+        <w:ind w:firstLine="720" w:left="0" w:right="0"/>
+        <w:jc w:val="both"/>
+        <w:rPr>
+          <w:rFonts w:ascii="Times New Roman" w:hAnsi="Times New Roman"/>
+          <w:b w:val="false"/>
+          <w:i w:val="false"/>
+          <w:caps w:val="false"/>
+          <w:smallCaps w:val="false"/>
+          <w:strike w:val="false"/>
+          <w:dstrike w:val="false"/>
+          <w:color w:val="000000"/>
+          <w:sz w:val="24"/>
+          <w:szCs w:val="24"/>
+          <w:u w:val="none"/>
+          <w:effect w:val="none"/>
+          <w:shd w:fill="auto" w:val="clear"/>
+        </w:rPr>
+      </w:pPr>
+      <w:r>
+        <w:rPr>
+          <w:rFonts w:ascii="Times New Roman" w:hAnsi="Times New Roman"/>
+          <w:b w:val="false"/>
+          <w:i w:val="false"/>
+          <w:caps w:val="false"/>
+          <w:smallCaps w:val="false"/>
+          <w:strike w:val="false"/>
+          <w:dstrike w:val="false"/>
+          <w:color w:val="000000"/>
+          <w:sz w:val="24"/>
+          <w:szCs w:val="24"/>
+          <w:u w:val="none"/>
+          <w:effect w:val="none"/>
+          <w:shd w:fill="auto" w:val="clear"/>
+        </w:rPr>
+        <w:t>Em agosto de 2010, foi concluída a primeira etapa das obras, possibilitando o início das atividades acadêmicas. No dia 29 do mesmo mês, ocorreu a aula inaugural no Cine Teatro São José, e as aulas regulares tiveram início em 13 de setembro. Nesta fase inicial, foram ofertados os cursos técnicos subsequentes em Agroindústria, Saneamento e Eletroeletrônica. Poucos dias depois, em 21 de setembro, o campus obteve autorização oficial de funcionamento por meio da Portaria nº 1.170, publicada no Diário Oficial da União. Sua inauguração oficial ocorreu em 29 de novembro de 2010, em Brasília, junto a outras instituições da Rede Federal.</w:t>
+      </w:r>
+    </w:p>
+    <w:p>
+      <w:pPr>
+        <w:pStyle w:val="BodyText"/>
+        <w:bidi w:val="0"/>
+        <w:spacing w:lineRule="auto" w:line="360" w:before="0" w:after="0"/>
+        <w:ind w:firstLine="720" w:left="0" w:right="0"/>
+        <w:jc w:val="both"/>
+        <w:rPr>
+          <w:rFonts w:ascii="Times New Roman" w:hAnsi="Times New Roman"/>
+          <w:b w:val="false"/>
+          <w:i w:val="false"/>
+          <w:caps w:val="false"/>
+          <w:smallCaps w:val="false"/>
+          <w:strike w:val="false"/>
+          <w:dstrike w:val="false"/>
+          <w:color w:val="000000"/>
+          <w:sz w:val="24"/>
+          <w:szCs w:val="24"/>
+          <w:u w:val="none"/>
+          <w:effect w:val="none"/>
+          <w:shd w:fill="auto" w:val="clear"/>
+        </w:rPr>
+      </w:pPr>
+      <w:r>
+        <w:rPr>
+          <w:rFonts w:ascii="Times New Roman" w:hAnsi="Times New Roman"/>
+          <w:b w:val="false"/>
+          <w:i w:val="false"/>
+          <w:caps w:val="false"/>
+          <w:smallCaps w:val="false"/>
+          <w:strike w:val="false"/>
+          <w:dstrike w:val="false"/>
+          <w:color w:val="000000"/>
+          <w:sz w:val="24"/>
+          <w:szCs w:val="24"/>
+          <w:u w:val="none"/>
+          <w:effect w:val="none"/>
+          <w:shd w:fill="auto" w:val="clear"/>
+        </w:rPr>
+        <w:t>A instalação do Campus Afogados da Ingazeira fez parte do processo de interiorização da educação profissional em Pernambuco, ao lado da criação das unidades de Caruaru e Garanhuns, reforçando o compromisso com a oferta de ensino público, gratuito e de qualidade em diferentes regiões do estado.</w:t>
+      </w:r>
+    </w:p>
+    <w:p>
+      <w:pPr>
+        <w:pStyle w:val="BodyText"/>
+        <w:bidi w:val="0"/>
+        <w:spacing w:lineRule="auto" w:line="360" w:before="0" w:after="0"/>
+        <w:ind w:firstLine="720" w:left="0" w:right="0"/>
+        <w:jc w:val="both"/>
+        <w:rPr>
+          <w:rFonts w:ascii="Times New Roman" w:hAnsi="Times New Roman"/>
+          <w:b w:val="false"/>
+          <w:i w:val="false"/>
+          <w:caps w:val="false"/>
+          <w:smallCaps w:val="false"/>
+          <w:strike w:val="false"/>
+          <w:dstrike w:val="false"/>
+          <w:color w:val="000000"/>
+          <w:sz w:val="24"/>
+          <w:szCs w:val="24"/>
+          <w:u w:val="none"/>
+          <w:effect w:val="none"/>
+          <w:shd w:fill="auto" w:val="clear"/>
+        </w:rPr>
+      </w:pPr>
+      <w:r>
+        <w:rPr>
+          <w:rFonts w:ascii="Times New Roman" w:hAnsi="Times New Roman"/>
+          <w:b w:val="false"/>
+          <w:i w:val="false"/>
+          <w:caps w:val="false"/>
+          <w:smallCaps w:val="false"/>
+          <w:strike w:val="false"/>
+          <w:dstrike w:val="false"/>
+          <w:color w:val="000000"/>
+          <w:sz w:val="24"/>
+          <w:szCs w:val="24"/>
+          <w:u w:val="none"/>
+          <w:effect w:val="none"/>
+          <w:shd w:fill="auto" w:val="clear"/>
+        </w:rPr>
+        <w:t>Nos anos seguintes, a instituição expandiu e diversificou sua atuação acadêmica. Em 2013, foram implantados dois cursos na modalidade PROEJA, nas áreas de Operação e Manutenção de Computadores, Panificação e Confeitaria. Em 2014, iniciaram-se os cursos técnicos integrados em Saneamento e Informática. Em 2019, o campus ampliou sua oferta para o ensino superior, com a criação da Licenciatura em Informática e da especialização em Educação do Campo. Já em 2020, foi implantado o Bacharelado em Engenharia Civil, fortalecendo a atuação em nível superior e ampliando as possibilidades de formação profissional para a região. </w:t>
+      </w:r>
+    </w:p>
+    <w:p>
+      <w:pPr>
+        <w:pStyle w:val="BodyText"/>
+        <w:bidi w:val="0"/>
+        <w:spacing w:lineRule="auto" w:line="360" w:before="0" w:after="0"/>
+        <w:ind w:firstLine="720" w:left="0" w:right="0"/>
+        <w:jc w:val="both"/>
+        <w:rPr>
+          <w:rFonts w:ascii="Times New Roman" w:hAnsi="Times New Roman"/>
+          <w:sz w:val="24"/>
+          <w:szCs w:val="24"/>
+        </w:rPr>
+      </w:pPr>
+      <w:r>
+        <w:rPr>
+          <w:rFonts w:ascii="Times New Roman" w:hAnsi="Times New Roman"/>
+          <w:b w:val="false"/>
+          <w:i w:val="false"/>
+          <w:caps w:val="false"/>
+          <w:smallCaps w:val="false"/>
+          <w:strike w:val="false"/>
+          <w:dstrike w:val="false"/>
+          <w:color w:val="000000"/>
+          <w:sz w:val="24"/>
+          <w:szCs w:val="24"/>
+          <w:u w:val="none"/>
+          <w:effect w:val="none"/>
+          <w:shd w:fill="auto" w:val="clear"/>
+        </w:rPr>
+        <w:t>Atualmente, o IFPE Campus Afogados da Ingazeira consolida-se como um polo de formação técnica, acadêmica e cidadã, respondendo às demandas regionais, promovendo inclusão social e contribuindo para o desenvolvimento sustentável do Sertão pernambucano.</w:t>
       </w:r>
     </w:p>
     <w:sectPr>
